--- a/FP/BUYNSW-T026-2026/Final/RFT-T026-2026_-Volume-5-Returnable-Schedules_JCE_FILLED_RevG.docx
+++ b/FP/BUYNSW-T026-2026/Final/RFT-T026-2026_-Volume-5-Returnable-Schedules_JCE_FILLED_RevG.docx
@@ -57,7 +57,7 @@
     </w:p>
     <w:p>
       <w:r>
-        <w:t>Execution by bidder: [Lead Architect to complete]. The Lead Architect signs, with a witness. Offer open for 120 days from the closing date. JCE's civil fee within the total: $100,650 excl. GST (plus $27,500 if JCE provides hydraulics).</w:t>
+        <w:t>Execution by bidder: [Lead Architect to complete]. The Lead Architect signs, with a witness. Offer open for 120 days from the closing date. JCE's civil fee within the total: $104,170 excl. GST (plus $27,500 if JCE provides hydraulics).</w:t>
       </w:r>
     </w:p>
     <w:p>
@@ -958,7 +958,7 @@
               <w:rPr>
                 <w:sz w:val="17"/>
               </w:rPr>
-              <w:t>$39,110</w:t>
+              <w:t>$39,990</w:t>
             </w:r>
           </w:p>
         </w:tc>
@@ -971,7 +971,7 @@
               <w:rPr>
                 <w:sz w:val="17"/>
               </w:rPr>
-              <w:t>$19,100</w:t>
+              <w:t>$19,980</w:t>
             </w:r>
           </w:p>
         </w:tc>
@@ -984,7 +984,7 @@
               <w:rPr>
                 <w:sz w:val="17"/>
               </w:rPr>
-              <w:t>$27,420</w:t>
+              <w:t>$28,740</w:t>
             </w:r>
           </w:p>
         </w:tc>
@@ -997,7 +997,7 @@
               <w:rPr>
                 <w:sz w:val="17"/>
               </w:rPr>
-              <w:t>$15,020</w:t>
+              <w:t>$15,460</w:t>
             </w:r>
           </w:p>
         </w:tc>
@@ -1010,7 +1010,7 @@
               <w:rPr>
                 <w:sz w:val="17"/>
               </w:rPr>
-              <w:t>$100,650</w:t>
+              <w:t>$104,170</w:t>
             </w:r>
           </w:p>
         </w:tc>
@@ -1731,6 +1731,47 @@
                 <w:sz w:val="17"/>
               </w:rPr>
               <w:t>JCE (Civil): Jayden Callen, Director / Principal Civil Engineer</w:t>
+            </w:r>
+          </w:p>
+        </w:tc>
+        <w:tc>
+          <w:tcPr>
+            <w:tcW w:type="dxa" w:w="1701"/>
+          </w:tcPr>
+          <w:p>
+            <w:r>
+              <w:rPr>
+                <w:sz w:val="17"/>
+              </w:rPr>
+              <w:t>$200</w:t>
+            </w:r>
+          </w:p>
+        </w:tc>
+        <w:tc>
+          <w:tcPr>
+            <w:tcW w:type="dxa" w:w="2268"/>
+          </w:tcPr>
+          <w:p>
+            <w:r>
+              <w:rPr>
+                <w:sz w:val="17"/>
+              </w:rPr>
+              <w:t>$1,900</w:t>
+            </w:r>
+          </w:p>
+        </w:tc>
+      </w:tr>
+      <w:tr>
+        <w:tc>
+          <w:tcPr>
+            <w:tcW w:type="dxa" w:w="5102"/>
+          </w:tcPr>
+          <w:p>
+            <w:r>
+              <w:rPr>
+                <w:sz w:val="17"/>
+              </w:rPr>
+              <w:t>JCE (Civil): Sunny Lotay, Associate Principal Engineer (RPEQ, NER), Lotay Civil</w:t>
             </w:r>
           </w:p>
         </w:tc>
@@ -4024,7 +4065,7 @@
     </w:p>
     <w:p>
       <w:r>
-        <w:t>1. ORGANISATION. Civil entry for the organisation chart: Lead Architect &gt; Civil Engineer: JCE Infrastructure (Jayden Callen, civil lead) &gt; independent peer review: Livio Chiarot FIEAust. Hydraulics (if engaged): JCE Infrastructure.</w:t>
+        <w:t>1. ORGANISATION. Civil entry for the organisation chart: Lead Architect &gt; Civil Engineer: JCE Infrastructure core team (Jayden Callen, civil lead; Sunny Lotay RPEQ NER, associate certifying engineer and backup lead) &gt; independent peer review: Livio Chiarot FIEAust. Hydraulics (if engaged): JCE Infrastructure.</w:t>
       </w:r>
     </w:p>
     <w:p>
@@ -4288,6 +4329,85 @@
                 <w:sz w:val="17"/>
               </w:rPr>
               <w:t>About one third of full time, 01/2027 to 09/2027 [TBC - Jayden]</w:t>
+            </w:r>
+          </w:p>
+        </w:tc>
+      </w:tr>
+      <w:tr>
+        <w:tc>
+          <w:tcPr>
+            <w:tcW w:type="dxa" w:w="567"/>
+          </w:tcPr>
+          <w:p>
+            <w:r>
+              <w:rPr>
+                <w:sz w:val="17"/>
+              </w:rPr>
+            </w:r>
+          </w:p>
+        </w:tc>
+        <w:tc>
+          <w:tcPr>
+            <w:tcW w:type="dxa" w:w="1417"/>
+          </w:tcPr>
+          <w:p>
+            <w:r>
+              <w:rPr>
+                <w:sz w:val="17"/>
+              </w:rPr>
+              <w:t>Sunny Lotay</w:t>
+            </w:r>
+          </w:p>
+        </w:tc>
+        <w:tc>
+          <w:tcPr>
+            <w:tcW w:type="dxa" w:w="1928"/>
+          </w:tcPr>
+          <w:p>
+            <w:r>
+              <w:rPr>
+                <w:sz w:val="17"/>
+              </w:rPr>
+              <w:t>Associate Principal Engineer, Lotay Civil: engaged by JCE under a standing associate agreement as technical reviewer and certifying engineer</w:t>
+            </w:r>
+          </w:p>
+        </w:tc>
+        <w:tc>
+          <w:tcPr>
+            <w:tcW w:type="dxa" w:w="1814"/>
+          </w:tcPr>
+          <w:p>
+            <w:r>
+              <w:rPr>
+                <w:sz w:val="17"/>
+              </w:rPr>
+              <w:t>RPEQ, NER</w:t>
+            </w:r>
+          </w:p>
+        </w:tc>
+        <w:tc>
+          <w:tcPr>
+            <w:tcW w:type="dxa" w:w="2268"/>
+          </w:tcPr>
+          <w:p>
+            <w:r>
+              <w:rPr>
+                <w:sz w:val="17"/>
+              </w:rPr>
+              <w:t>Technical review and certification on JCE commissions; backup project lead</w:t>
+            </w:r>
+          </w:p>
+        </w:tc>
+        <w:tc>
+          <w:tcPr>
+            <w:tcW w:type="dxa" w:w="1134"/>
+          </w:tcPr>
+          <w:p>
+            <w:r>
+              <w:rPr>
+                <w:sz w:val="17"/>
+              </w:rPr>
+              <w:t>Review and certification at each major issue</w:t>
             </w:r>
           </w:p>
         </w:tc>
@@ -5298,6 +5418,62 @@
                 <w:sz w:val="17"/>
               </w:rPr>
               <w:t>Livio Chiarot FIEAust, Director, SCP Consulting, 0418 150 028, livio.chiarot@scpconsult.com.au. Jayden's supervisor 06/2023 to 03/2025; also JCE's proposed peer reviewer</w:t>
+            </w:r>
+          </w:p>
+        </w:tc>
+      </w:tr>
+      <w:tr>
+        <w:tc>
+          <w:tcPr>
+            <w:tcW w:type="dxa" w:w="1134"/>
+          </w:tcPr>
+          <w:p>
+            <w:r>
+              <w:rPr>
+                <w:sz w:val="17"/>
+              </w:rPr>
+              <w:t>3</w:t>
+            </w:r>
+          </w:p>
+        </w:tc>
+        <w:tc>
+          <w:tcPr>
+            <w:tcW w:type="dxa" w:w="7937"/>
+          </w:tcPr>
+          <w:p>
+            <w:r>
+              <w:rPr>
+                <w:sz w:val="17"/>
+              </w:rPr>
+              <w:t>Maverick Partner, CPB Contractors. Contact details available on request. RAAF Base Townsville Defence delivery project</w:t>
+            </w:r>
+          </w:p>
+        </w:tc>
+      </w:tr>
+      <w:tr>
+        <w:tc>
+          <w:tcPr>
+            <w:tcW w:type="dxa" w:w="1134"/>
+          </w:tcPr>
+          <w:p>
+            <w:r>
+              <w:rPr>
+                <w:sz w:val="17"/>
+              </w:rPr>
+              <w:t>4</w:t>
+            </w:r>
+          </w:p>
+        </w:tc>
+        <w:tc>
+          <w:tcPr>
+            <w:tcW w:type="dxa" w:w="7937"/>
+          </w:tcPr>
+          <w:p>
+            <w:r>
+              <w:rPr>
+                <w:sz w:val="17"/>
+              </w:rPr>
+              <w:t>Darren Quilliam, Tablelands Regional Council. Contact details available on request. Client for the floodway rectification and leachate storage facility projects Jayden delivered while at Langtrees</w:t>
             </w:r>
           </w:p>
         </w:tc>

--- a/FP/BUYNSW-T026-2026/Final/RFT-T026-2026_-Volume-5-Returnable-Schedules_JCE_FILLED_RevG.docx
+++ b/FP/BUYNSW-T026-2026/Final/RFT-T026-2026_-Volume-5-Returnable-Schedules_JCE_FILLED_RevG.docx
@@ -2861,7 +2861,7 @@
               <w:rPr>
                 <w:sz w:val="17"/>
               </w:rPr>
-              <w:t>Jayden Callen (while at Langtrees); key personnel experience, not a JCE company project</w:t>
+              <w:t xml:space="preserve">Jayden Callen (while at Langtree Consulting); key personnel experience, not a JCE company project</w:t>
             </w:r>
           </w:p>
         </w:tc>
@@ -2961,7 +2961,7 @@
               <w:rPr>
                 <w:sz w:val="17"/>
               </w:rPr>
-              <w:t>Leachate storage facility, Tablelands Regional Council (QLD)</w:t>
+              <w:t xml:space="preserve">Ravenshoe leachate storage facility design modification, Tablelands Regional Council (QLD), 2025 (Jayden Callen while at Langtree Consulting)</w:t>
             </w:r>
           </w:p>
         </w:tc>
@@ -3045,7 +3045,7 @@
               <w:rPr>
                 <w:sz w:val="17"/>
               </w:rPr>
-              <w:t>Engineering for a landfill leachate storage facility</w:t>
+              <w:t xml:space="preserve">Leachate storage facility design modification</w:t>
             </w:r>
           </w:p>
         </w:tc>
@@ -3073,7 +3073,7 @@
               <w:rPr>
                 <w:sz w:val="17"/>
               </w:rPr>
-              <w:t>Jayden Callen (while at Langtrees); key personnel experience, not a JCE company project</w:t>
+              <w:t xml:space="preserve">Jayden Callen (while at Langtree Consulting); key personnel experience, not a JCE company project</w:t>
             </w:r>
           </w:p>
         </w:tc>
@@ -3793,7 +3793,7 @@
               <w:rPr>
                 <w:sz w:val="17"/>
               </w:rPr>
-              <w:t>Maverick Partner, CPB Contractors. Contact details available on request</w:t>
+              <w:t xml:space="preserve">Maverick Parker, CPB Contractors. Contact details available on request</w:t>
             </w:r>
           </w:p>
         </w:tc>
@@ -5389,7 +5389,7 @@
               <w:rPr>
                 <w:sz w:val="17"/>
               </w:rPr>
-              <w:t>Brett Langtree, Director and Principal Civil Engineer, Langtree Consulting Engineers, 0400 699 979, brett@langtreeconsulting.com.au. Jayden's director and supervisor 03/2025 to 05/2026</w:t>
+              <w:t xml:space="preserve">Brett Langtree, Director and Principal Civil Engineer, Langtree Consulting, 0400 699 979, brett@langtreeconsulting.com.au. Jayden's director and supervisor 03/2025 to 05/2026</w:t>
             </w:r>
           </w:p>
         </w:tc>
@@ -5445,7 +5445,7 @@
               <w:rPr>
                 <w:sz w:val="17"/>
               </w:rPr>
-              <w:t>Maverick Partner, CPB Contractors. Contact details available on request. RAAF Base Townsville Defence delivery project</w:t>
+              <w:t xml:space="preserve">Maverick Parker, CPB Contractors, Maverick.Parker@cpbcon.com.au. Other contact details available on request. RAAF Base Townsville Defence delivery project</w:t>
             </w:r>
           </w:p>
         </w:tc>
@@ -5473,7 +5473,7 @@
               <w:rPr>
                 <w:sz w:val="17"/>
               </w:rPr>
-              <w:t>Darren Quilliam, Tablelands Regional Council. Contact details available on request. Client for the floodway rectification and leachate storage facility projects Jayden delivered while at Langtrees</w:t>
+              <w:t xml:space="preserve">Darren Quilliam, Tablelands Regional Council. Contact details available on request. Client for the floodway rectification and Ravenshoe leachate storage facility design modification projects Jayden delivered while at Langtree Consulting</w:t>
             </w:r>
           </w:p>
         </w:tc>
